--- a/documentacio/EVALIS.docx
+++ b/documentacio/EVALIS.docx
@@ -61,44 +61,11 @@
     </w:p>
     <w:p>
       <w:pPr>
-        <w:spacing w:after="200" w:before="0" w:lineRule="auto"/>
-        <w:jc w:val="center"/>
-        <w:rPr/>
+        <w:spacing w:after="0" w:before="3000" w:lineRule="auto"/>
+        <w:rPr>
+          <w:color w:val="888888"/>
+        </w:rPr>
       </w:pPr>
-      <w:r>
-        <w:rPr>
-          <w:rFonts w:ascii="Arial" w:cs="Arial" w:eastAsia="Arial" w:hAnsi="Arial"/>
-          <w:i w:val="1"/>
-          <w:iCs w:val="1"/>
-          <w:color w:val="666666"/>
-          <w:sz w:val="26"/>
-          <w:szCs w:val="26"/>
-          <w:rtl w:val="0"/>
-        </w:rPr>
-        <w:t xml:space="preserve">Documentación técnica y funcional</w:t>
-      </w:r>
-      <w:r>
-        <w:rPr>
-          <w:rtl w:val="0"/>
-        </w:rPr>
-      </w:r>
-    </w:p>
-    <w:p>
-      <w:pPr>
-        <w:spacing w:after="0" w:before="0" w:lineRule="auto"/>
-        <w:jc w:val="center"/>
-        <w:rPr/>
-      </w:pPr>
-      <w:r>
-        <w:rPr>
-          <w:rFonts w:ascii="Arial" w:cs="Arial" w:eastAsia="Arial" w:hAnsi="Arial"/>
-          <w:color w:val="888888"/>
-          <w:sz w:val="22"/>
-          <w:szCs w:val="22"/>
-          <w:rtl w:val="0"/>
-        </w:rPr>
-        <w:t xml:space="preserve">Versión 1.0  ·  2026</w:t>
-      </w:r>
       <w:r>
         <w:rPr>
           <w:rtl w:val="0"/>
@@ -108,7 +75,35 @@
     <w:p>
       <w:pPr>
         <w:spacing w:after="0" w:before="3000" w:lineRule="auto"/>
-        <w:rPr/>
+        <w:rPr>
+          <w:color w:val="888888"/>
+        </w:rPr>
+      </w:pPr>
+      <w:r>
+        <w:rPr>
+          <w:rtl w:val="0"/>
+        </w:rPr>
+      </w:r>
+    </w:p>
+    <w:p>
+      <w:pPr>
+        <w:spacing w:after="0" w:before="3000" w:lineRule="auto"/>
+        <w:rPr>
+          <w:color w:val="888888"/>
+        </w:rPr>
+      </w:pPr>
+      <w:r>
+        <w:rPr>
+          <w:rtl w:val="0"/>
+        </w:rPr>
+      </w:r>
+    </w:p>
+    <w:p>
+      <w:pPr>
+        <w:spacing w:after="0" w:before="3000" w:lineRule="auto"/>
+        <w:rPr>
+          <w:color w:val="888888"/>
+        </w:rPr>
       </w:pPr>
       <w:r>
         <w:rPr>
@@ -4221,7 +4216,7 @@
       </w:pPr>
       <w:sdt>
         <w:sdtPr>
-          <w:id w:val="-670191177"/>
+          <w:id w:val="-108561328"/>
           <w:tag w:val="goog_rdk_0"/>
         </w:sdtPr>
         <w:sdtContent>
@@ -14662,7 +14657,7 @@
       </w:pPr>
       <w:sdt>
         <w:sdtPr>
-          <w:id w:val="1233493335"/>
+          <w:id w:val="-1956903983"/>
           <w:tag w:val="goog_rdk_1"/>
         </w:sdtPr>
         <w:sdtContent>
@@ -16973,7 +16968,7 @@
             </w:pPr>
             <w:sdt>
               <w:sdtPr>
-                <w:id w:val="908805639"/>
+                <w:id w:val="-202706129"/>
                 <w:tag w:val="goog_rdk_2"/>
               </w:sdtPr>
               <w:sdtContent>
@@ -17017,7 +17012,7 @@
             </w:pPr>
             <w:sdt>
               <w:sdtPr>
-                <w:id w:val="-2096609656"/>
+                <w:id w:val="1744390953"/>
                 <w:tag w:val="goog_rdk_3"/>
               </w:sdtPr>
               <w:sdtContent>
@@ -17061,7 +17056,7 @@
             </w:pPr>
             <w:sdt>
               <w:sdtPr>
-                <w:id w:val="-1836624234"/>
+                <w:id w:val="1727342161"/>
                 <w:tag w:val="goog_rdk_4"/>
               </w:sdtPr>
               <w:sdtContent>
@@ -17105,7 +17100,7 @@
             </w:pPr>
             <w:sdt>
               <w:sdtPr>
-                <w:id w:val="678115092"/>
+                <w:id w:val="-693153568"/>
                 <w:tag w:val="goog_rdk_5"/>
               </w:sdtPr>
               <w:sdtContent>
@@ -17227,7 +17222,7 @@
             </w:pPr>
             <w:sdt>
               <w:sdtPr>
-                <w:id w:val="1817964092"/>
+                <w:id w:val="599645639"/>
                 <w:tag w:val="goog_rdk_6"/>
               </w:sdtPr>
               <w:sdtContent>
@@ -17271,7 +17266,7 @@
             </w:pPr>
             <w:sdt>
               <w:sdtPr>
-                <w:id w:val="-1674819142"/>
+                <w:id w:val="1677125275"/>
                 <w:tag w:val="goog_rdk_7"/>
               </w:sdtPr>
               <w:sdtContent>
@@ -17315,7 +17310,7 @@
             </w:pPr>
             <w:sdt>
               <w:sdtPr>
-                <w:id w:val="52821113"/>
+                <w:id w:val="272458113"/>
                 <w:tag w:val="goog_rdk_8"/>
               </w:sdtPr>
               <w:sdtContent>
@@ -17401,7 +17396,7 @@
             </w:pPr>
             <w:sdt>
               <w:sdtPr>
-                <w:id w:val="908593815"/>
+                <w:id w:val="-1864166219"/>
                 <w:tag w:val="goog_rdk_9"/>
               </w:sdtPr>
               <w:sdtContent>
@@ -17445,7 +17440,7 @@
             </w:pPr>
             <w:sdt>
               <w:sdtPr>
-                <w:id w:val="-555667348"/>
+                <w:id w:val="-2079803400"/>
                 <w:tag w:val="goog_rdk_10"/>
               </w:sdtPr>
               <w:sdtContent>
@@ -17489,7 +17484,7 @@
             </w:pPr>
             <w:sdt>
               <w:sdtPr>
-                <w:id w:val="1378546204"/>
+                <w:id w:val="-1238635569"/>
                 <w:tag w:val="goog_rdk_11"/>
               </w:sdtPr>
               <w:sdtContent>
@@ -17533,7 +17528,7 @@
             </w:pPr>
             <w:sdt>
               <w:sdtPr>
-                <w:id w:val="-648093470"/>
+                <w:id w:val="527779888"/>
                 <w:tag w:val="goog_rdk_12"/>
               </w:sdtPr>
               <w:sdtContent>
@@ -17655,7 +17650,7 @@
             </w:pPr>
             <w:sdt>
               <w:sdtPr>
-                <w:id w:val="1495240004"/>
+                <w:id w:val="-1648360508"/>
                 <w:tag w:val="goog_rdk_13"/>
               </w:sdtPr>
               <w:sdtContent>
@@ -17699,7 +17694,7 @@
             </w:pPr>
             <w:sdt>
               <w:sdtPr>
-                <w:id w:val="-883715294"/>
+                <w:id w:val="-89571557"/>
                 <w:tag w:val="goog_rdk_14"/>
               </w:sdtPr>
               <w:sdtContent>
@@ -17743,7 +17738,7 @@
             </w:pPr>
             <w:sdt>
               <w:sdtPr>
-                <w:id w:val="-1972286538"/>
+                <w:id w:val="1674843533"/>
                 <w:tag w:val="goog_rdk_15"/>
               </w:sdtPr>
               <w:sdtContent>
@@ -17937,7 +17932,7 @@
             </w:pPr>
             <w:sdt>
               <w:sdtPr>
-                <w:id w:val="1432091230"/>
+                <w:id w:val="-861978252"/>
                 <w:tag w:val="goog_rdk_16"/>
               </w:sdtPr>
               <w:sdtContent>
@@ -18059,7 +18054,7 @@
             </w:pPr>
             <w:sdt>
               <w:sdtPr>
-                <w:id w:val="-528293420"/>
+                <w:id w:val="65760567"/>
                 <w:tag w:val="goog_rdk_17"/>
               </w:sdtPr>
               <w:sdtContent>
@@ -18103,7 +18098,7 @@
             </w:pPr>
             <w:sdt>
               <w:sdtPr>
-                <w:id w:val="1072922124"/>
+                <w:id w:val="-1954986834"/>
                 <w:tag w:val="goog_rdk_18"/>
               </w:sdtPr>
               <w:sdtContent>
@@ -18147,7 +18142,7 @@
             </w:pPr>
             <w:sdt>
               <w:sdtPr>
-                <w:id w:val="-980256018"/>
+                <w:id w:val="-1228202233"/>
                 <w:tag w:val="goog_rdk_19"/>
               </w:sdtPr>
               <w:sdtContent>
@@ -18269,7 +18264,7 @@
             </w:pPr>
             <w:sdt>
               <w:sdtPr>
-                <w:id w:val="-631005743"/>
+                <w:id w:val="-1595432602"/>
                 <w:tag w:val="goog_rdk_20"/>
               </w:sdtPr>
               <w:sdtContent>
@@ -18313,7 +18308,7 @@
             </w:pPr>
             <w:sdt>
               <w:sdtPr>
-                <w:id w:val="223683534"/>
+                <w:id w:val="1324694362"/>
                 <w:tag w:val="goog_rdk_21"/>
               </w:sdtPr>
               <w:sdtContent>
@@ -18357,7 +18352,7 @@
             </w:pPr>
             <w:sdt>
               <w:sdtPr>
-                <w:id w:val="1767163999"/>
+                <w:id w:val="203862700"/>
                 <w:tag w:val="goog_rdk_22"/>
               </w:sdtPr>
               <w:sdtContent>
@@ -18515,7 +18510,7 @@
             </w:pPr>
             <w:sdt>
               <w:sdtPr>
-                <w:id w:val="506867819"/>
+                <w:id w:val="-513249648"/>
                 <w:tag w:val="goog_rdk_23"/>
               </w:sdtPr>
               <w:sdtContent>
@@ -18559,7 +18554,7 @@
             </w:pPr>
             <w:sdt>
               <w:sdtPr>
-                <w:id w:val="-1088523047"/>
+                <w:id w:val="812029504"/>
                 <w:tag w:val="goog_rdk_24"/>
               </w:sdtPr>
               <w:sdtContent>
@@ -18681,7 +18676,7 @@
             </w:pPr>
             <w:sdt>
               <w:sdtPr>
-                <w:id w:val="-1430355637"/>
+                <w:id w:val="-1020016770"/>
                 <w:tag w:val="goog_rdk_25"/>
               </w:sdtPr>
               <w:sdtContent>
@@ -18725,7 +18720,7 @@
             </w:pPr>
             <w:sdt>
               <w:sdtPr>
-                <w:id w:val="998086538"/>
+                <w:id w:val="-275389682"/>
                 <w:tag w:val="goog_rdk_26"/>
               </w:sdtPr>
               <w:sdtContent>
@@ -18769,7 +18764,7 @@
             </w:pPr>
             <w:sdt>
               <w:sdtPr>
-                <w:id w:val="1265822446"/>
+                <w:id w:val="-1321889422"/>
                 <w:tag w:val="goog_rdk_27"/>
               </w:sdtPr>
               <w:sdtContent>
@@ -18891,7 +18886,7 @@
             </w:pPr>
             <w:sdt>
               <w:sdtPr>
-                <w:id w:val="-1154104366"/>
+                <w:id w:val="2009163755"/>
                 <w:tag w:val="goog_rdk_28"/>
               </w:sdtPr>
               <w:sdtContent>
@@ -18935,7 +18930,7 @@
             </w:pPr>
             <w:sdt>
               <w:sdtPr>
-                <w:id w:val="-1564989849"/>
+                <w:id w:val="-2124972964"/>
                 <w:tag w:val="goog_rdk_29"/>
               </w:sdtPr>
               <w:sdtContent>
@@ -18979,7 +18974,7 @@
             </w:pPr>
             <w:sdt>
               <w:sdtPr>
-                <w:id w:val="328371537"/>
+                <w:id w:val="-1849145675"/>
                 <w:tag w:val="goog_rdk_30"/>
               </w:sdtPr>
               <w:sdtContent>
